--- a/일본판/2부/2부_3화_은폐된_시산.docx
+++ b/일본판/2부/2부_3화_은폐된_시산.docx
@@ -92,7 +92,7 @@
           <w:color w:val="555555"/>
           <w:sz w:val="22"/>
         </w:rPr>
-        <w:t>(2020年4月13日(月)、午後7時。桐生法律事務所の応接室。いつもの長椅子には誰もいない。机の上にノートパソコンが一台、その横に鉄瓶。画面は六分割で、仮設の集会所の代わりに、各家の台所や居間が並んでいる。三浦が端末の設定を確かめ、遼が議事メモを開く。)</w:t>
+        <w:t>(2020年4月13日(月)午後7時。桐生法律事務所の応接室。いつもの長椅子には誰もいない。机の上にノートパソコンが一台、その横に鉄瓶。画面は六分割で、仮設の集会所の代わりに、各家の台所や居間が並んでいる。三浦が端末の設定を確かめ、遼が議事メモを開く。)</w:t>
       </w:r>
     </w:p>
     <w:p>
@@ -245,7 +245,7 @@
           <w:i w:val="0"/>
           <w:sz w:val="22"/>
         </w:rPr>
-        <w:t>傾ける。……こうか。ああ、見えた見えた。なんだ、こうやって寄り合いをする日が来っとはなあ。</w:t>
+        <w:t>傾ける。……こうか。ああ見えた見えた。なんだ、こうやって寄り合いをする日が来っとはなあ。</w:t>
       </w:r>
     </w:p>
     <w:p>
@@ -362,7 +362,7 @@
           <w:i w:val="0"/>
           <w:sz w:val="22"/>
         </w:rPr>
-        <w:t>……聞こえっか。おら、いま、ボタンを押したど。</w:t>
+        <w:t>……聞こえっか。おらいまボタンを押したど。</w:t>
       </w:r>
     </w:p>
     <w:p>
@@ -423,7 +423,7 @@
           <w:color w:val="555555"/>
           <w:sz w:val="22"/>
         </w:rPr>
-        <w:t>(笑いが、少しずつ遅れて画面から画面へ伝わる。遼が笑い終えて、手元の資料に目を落とす。)</w:t>
+        <w:t>(笑いが少しずつ遅れて画面から画面へ伝わる。遼が笑い終えて、手元の資料に目を落とす。)</w:t>
       </w:r>
     </w:p>
     <w:p>
@@ -446,7 +446,7 @@
           <w:i w:val="0"/>
           <w:sz w:val="22"/>
         </w:rPr>
-        <w:t>では、今日の議題です。被告の答弁書に対する、こちらの反論の方針です。国は答弁書で、「あの規模の津波は、事故の前に予見することができなかった」と書いています。</w:t>
+        <w:t>では今日の議題です。被告の答弁書に対する、こちらの反論の方針です。国は答弁書で「あの規模の津波は、事故の前に予見することができなかった」と書いています。</w:t>
       </w:r>
     </w:p>
     <w:p>
@@ -492,7 +492,7 @@
           <w:i w:val="0"/>
           <w:sz w:val="22"/>
         </w:rPr>
-        <w:t>そう書いてあります。ですから争点は一つです。本当に、誰も想像できなかったのか。</w:t>
+        <w:t>そう書いてあります。ですから争点は一つです。本当に誰も想像できなかったのか。</w:t>
       </w:r>
     </w:p>
     <w:p>
@@ -530,7 +530,7 @@
           <w:i w:val="0"/>
           <w:sz w:val="22"/>
         </w:rPr>
-        <w:t>真壁さん、あとで、少しだけお時間いただけますか。こちらに、今日の午後に柚木さんから連絡があって。</w:t>
+        <w:t>真壁さんあとで少しだけお時間いただけますか。こちらに、今日の午後に柚木さんから連絡があって。</w:t>
       </w:r>
     </w:p>
     <w:p>
@@ -576,7 +576,7 @@
           <w:i w:val="0"/>
           <w:sz w:val="22"/>
         </w:rPr>
-        <w:t>「見ていただきたいものがあります」とだけ。電話では言えない、と。</w:t>
+        <w:t>「見ていただきたいものがあります」とだけ。電話では言えないと。</w:t>
       </w:r>
     </w:p>
     <w:p>
@@ -606,7 +606,7 @@
           <w:color w:val="555555"/>
           <w:sz w:val="22"/>
         </w:rPr>
-        <w:t>(4月20日(月)、午後3時。汐見港の第二駐車場。遼が事務所の車を端に停め、窓を少し開けている。助手席に、マスクをした柚木が乗り込む。ドアを閉めると、二人の間に、ビニールで包んだ茶封筒が一つ置かれる。)</w:t>
+        <w:t>(4月20日(月)午後3時。汐見港の第二駐車場。遼が事務所の車を端に停め、窓を少し開けている。助手席に、マスクをした柚木が乗り込む。ドアを閉めると、二人の間に、ビニールで包んだ茶封筒が一つ置かれる。)</w:t>
       </w:r>
     </w:p>
     <w:p>
@@ -675,7 +675,7 @@
           <w:i w:val="0"/>
           <w:sz w:val="22"/>
         </w:rPr>
-        <w:t>先生、いま、おいくつの原告の方が、体調を崩されてますか。</w:t>
+        <w:t>先生いまおいくつの原告の方が、体調を崩されてますか。</w:t>
       </w:r>
     </w:p>
     <w:p>
@@ -698,7 +698,7 @@
           <w:i w:val="0"/>
           <w:sz w:val="22"/>
         </w:rPr>
-        <w:t>三人です。ただ、コロナではなく、持病の悪化です。通院ができないと言われて。</w:t>
+        <w:t>三人です。ただコロナではなく、持病の悪化です。通院ができないと言われて。</w:t>
       </w:r>
     </w:p>
     <w:p>
@@ -721,7 +721,7 @@
           <w:i w:val="0"/>
           <w:sz w:val="22"/>
         </w:rPr>
-        <w:t>……そうですか。(封筒に目を落とし、しばらく黙る)先に、お約束させてください。これは、まだ記事にする段階ではありません。先生に見ていただいて、使えるかどうかを、一緒に考えたいんです。</w:t>
+        <w:t>……そうですか。(封筒に目を落とし、しばらく黙る)先にお約束させてください。これは、まだ記事にする段階ではありません。先生に見ていただいて、使えるかどうかを、一緒に考えたいんです。</w:t>
       </w:r>
     </w:p>
     <w:p>
@@ -828,7 +828,7 @@
           <w:i w:val="0"/>
           <w:sz w:val="22"/>
         </w:rPr>
-        <w:t>名前は言えません。昔、国の研究機関にいて、今は退職された方、とだけ。去年の秋から、何度か会っていました。話を聞いても、最後まで、手元の物は見せてくれなかった。それが先週、郵便受けに入っていたんです。差出人は書かずに。</w:t>
+        <w:t>名前は言えません。昔、国の研究機関にいて、今は退職された方とだけ。去年の秋から、何度か会っていました。話を聞いても、最後まで、手元の物は見せてくれなかった。それが先週、郵便受けに入っていたんです。差出人は書かずに。</w:t>
       </w:r>
     </w:p>
     <w:p>
@@ -851,7 +851,7 @@
           <w:i w:val="0"/>
           <w:sz w:val="22"/>
         </w:rPr>
-        <w:t>受け取りに、条件は。</w:t>
+        <w:t>受け取りに条件は。</w:t>
       </w:r>
     </w:p>
     <w:p>
@@ -874,7 +874,7 @@
           <w:i w:val="0"/>
           <w:sz w:val="22"/>
         </w:rPr>
-        <w:t>「自分の名前は、出さないでほしい」。それだけです。それと、手紙が一枚。「これが読まれずに終わるのは、おれには耐えられない」と。</w:t>
+        <w:t>「自分の名前は、出さないでほしい」。それだけです。それと手紙が一枚。「これが読まれずに終わるのは、おれには耐えられない」と。</w:t>
       </w:r>
     </w:p>
     <w:p>
@@ -907,7 +907,7 @@
           <w:i w:val="0"/>
           <w:sz w:val="22"/>
         </w:rPr>
-        <w:t>……中身を、聞いてもいいですか。</w:t>
+        <w:t>……中身を聞いてもいいですか。</w:t>
       </w:r>
     </w:p>
     <w:p>
@@ -1014,7 +1014,7 @@
           <w:i w:val="0"/>
           <w:sz w:val="22"/>
         </w:rPr>
-        <w:t>……事故のとき、国も電力も、「想定外だった」と言いました。</w:t>
+        <w:t>……事故のとき、国も電力も「想定外だった」と言いました。</w:t>
       </w:r>
     </w:p>
     <w:p>
@@ -1037,7 +1037,7 @@
           <w:i w:val="0"/>
           <w:sz w:val="22"/>
         </w:rPr>
-        <w:t>はい。だから、先生に見ていただきたかったんです。</w:t>
+        <w:t>はい。だから先生に見ていただきたかったんです。</w:t>
       </w:r>
     </w:p>
     <w:p>
@@ -1067,7 +1067,7 @@
           <w:color w:val="555555"/>
           <w:sz w:val="22"/>
         </w:rPr>
-        <w:t>(4月30日(木)、午後8時。事務所の応接室の机に、A4の複写が十数枚、番号順に並べられている。三浦が白い手袋をはめ、遼と並んで一枚ずつ読んでいく。窓の外は、雨。コンビニの明かりだけが灯る駅前通り。)</w:t>
+        <w:t>(4月30日(木)午後8時。事務所の応接室の机に、A4の複写が十数枚、番号順に並べられている。三浦が白い手袋をはめ、遼と並んで一枚ずつ読んでいく。窓の外は雨。コンビニの明かりだけが灯る駅前通り。)</w:t>
       </w:r>
     </w:p>
     <w:p>
@@ -1090,7 +1090,7 @@
           <w:i w:val="0"/>
           <w:sz w:val="22"/>
         </w:rPr>
-        <w:t>表題は、「津波浸水高の再試算結果について(内部資料)」。日付は、二〇〇八年九月三十日。作成者の欄は、研究機関の部署名だけで、個人名がありません。</w:t>
+        <w:t>表題は「津波浸水高の再試算結果について(内部資料)」。日付は二〇〇八年九月三十日。作成者の欄は、研究機関の部署名だけで、個人名がありません。</w:t>
       </w:r>
     </w:p>
     <w:p>
@@ -1169,7 +1169,7 @@
           <w:i w:val="0"/>
           <w:sz w:val="22"/>
         </w:rPr>
-        <w:t>電源が、浸水する。</w:t>
+        <w:t>電源が浸水する。</w:t>
       </w:r>
     </w:p>
     <w:p>
@@ -1207,7 +1207,7 @@
           <w:color w:val="555555"/>
           <w:sz w:val="22"/>
         </w:rPr>
-        <w:t>(遼が、目を閉じかけてから、ゆっくり目を開ける。)</w:t>
+        <w:t>(遼が目を閉じかけてから、ゆっくり目を開ける。)</w:t>
       </w:r>
     </w:p>
     <w:p>
@@ -1253,7 +1253,7 @@
           <w:i w:val="0"/>
           <w:sz w:val="22"/>
         </w:rPr>
-        <w:t>二〇〇九年の六月に、省内の会議で、この試算が取り上げられたという記録の頁です。会議名は「原子力安全対策推進会議」。議事の要旨に、……「試算は、不確実性が大きい参考値であり、直ちに設備の対策を要するとは判断しない。引き続き検討」。</w:t>
+        <w:t>二〇〇九年の六月に、省内の会議で、この試算が取り上げられたという記録の頁です。会議名は「原子力安全対策推進会議」。議事の要旨に……「試算は不確実性が大きい参考値であり、直ちに設備の対策を要するとは判断しない。引き続き検討」。</w:t>
       </w:r>
     </w:p>
     <w:p>
@@ -1352,7 +1352,7 @@
           <w:color w:val="555555"/>
           <w:sz w:val="22"/>
         </w:rPr>
-        <w:t>(遼が、顔を近づける。印字の下に、手書きの署名。「政務官 真壁功」。)</w:t>
+        <w:t>(遼が顔を近づける。印字の下に、手書きの署名。「政務官 真壁功」。)</w:t>
       </w:r>
     </w:p>
     <w:p>
@@ -1367,7 +1367,7 @@
           <w:color w:val="555555"/>
           <w:sz w:val="22"/>
         </w:rPr>
-        <w:t>(雨音が、少しだけ強くなる。三浦は何も言わない。遼は、署名の文字を見つめたまま、手を、机に置く。)</w:t>
+        <w:t>(雨音が少しだけ強くなる。三浦は何も言わない。遼は署名の文字を見つめたまま手を机に置く。)</w:t>
       </w:r>
     </w:p>
     <w:p>
@@ -1390,7 +1390,7 @@
           <w:i w:val="0"/>
           <w:sz w:val="22"/>
         </w:rPr>
-        <w:t>……筆跡は、本人のものだと思います。昔、誕生日の手紙で、見たことがある。</w:t>
+        <w:t>……筆跡は本人のものだと思います。昔、誕生日の手紙で、見たことがある。</w:t>
       </w:r>
     </w:p>
     <w:p>
@@ -1459,7 +1459,7 @@
           <w:i w:val="0"/>
           <w:sz w:val="22"/>
         </w:rPr>
-        <w:t>今日は、ここまでにしますか。</w:t>
+        <w:t>今日はここまでにしますか。</w:t>
       </w:r>
     </w:p>
     <w:p>
@@ -1497,7 +1497,7 @@
           <w:color w:val="555555"/>
           <w:sz w:val="22"/>
         </w:rPr>
-        <w:t>(三浦が、ほんの一瞬、遼の横顔を見る。それから、続きの頁をそっと引き寄せる。)</w:t>
+        <w:t>(三浦がほんの一瞬、遼の横顔を見る。それから、続きの頁をそっと引き寄せる。)</w:t>
       </w:r>
     </w:p>
     <w:p>
@@ -1527,7 +1527,7 @@
           <w:color w:val="555555"/>
           <w:sz w:val="22"/>
         </w:rPr>
-        <w:t>(5月7日(木)、午後10時。事務所に、遼が一人で残っている。鉄瓶の湯は、とうに冷めた。机の上の蛍光灯スタンドが、複写の最後の頁だけを丸く照らしている。階段のきしむ音。三浦が戻ってくる。)</w:t>
+        <w:t>(5月7日(木)午後10時。事務所に、遼が一人で残っている。鉄瓶の湯は、とうに冷めた。机の上の蛍光灯スタンドが、複写の最後の頁だけを丸く照らしている。階段のきしむ音。三浦が戻ってくる。)</w:t>
       </w:r>
     </w:p>
     <w:p>
@@ -1596,7 +1596,7 @@
           <w:i w:val="0"/>
           <w:sz w:val="22"/>
         </w:rPr>
-        <w:t>ええ。(鞄を机に置いて)……真壁さん、これ、ずっと見ていましたよね。</w:t>
+        <w:t>ええ。(鞄を机に置いて)……真壁さんこれずっと見ていましたよね。</w:t>
       </w:r>
     </w:p>
     <w:p>
@@ -1680,7 +1680,7 @@
           <w:i w:val="0"/>
           <w:sz w:val="22"/>
         </w:rPr>
-        <w:t>ここ、複写の汚れでしょうか。それとも……鉛筆で何か書いて、あとから消したようにも見えます。</w:t>
+        <w:t>ここ複写の汚れでしょうか。それとも……鉛筆で何か書いて、あとから消したようにも見えます。</w:t>
       </w:r>
     </w:p>
     <w:p>
@@ -1805,7 +1805,7 @@
           <w:i w:val="0"/>
           <w:sz w:val="22"/>
         </w:rPr>
-        <w:t>原本は、国が持っている。</w:t>
+        <w:t>原本は国が持っている。</w:t>
       </w:r>
     </w:p>
     <w:p>
@@ -1828,7 +1828,7 @@
           <w:i w:val="0"/>
           <w:sz w:val="22"/>
         </w:rPr>
-        <w:t>ええ。そして、国は、いまのところ、そんな文書はないという立場です。</w:t>
+        <w:t>ええ。そして国はいまのところ、そんな文書はないという立場です。</w:t>
       </w:r>
     </w:p>
     <w:p>
@@ -1843,7 +1843,7 @@
           <w:color w:val="555555"/>
           <w:sz w:val="22"/>
         </w:rPr>
-        <w:t>(遼が、複写を折らないように両手で持つ。しばらく動かない。)</w:t>
+        <w:t>(遼が複写を折らないように両手で持つ。しばらく動かない。)</w:t>
       </w:r>
     </w:p>
     <w:p>
@@ -1866,7 +1866,7 @@
           <w:i w:val="0"/>
           <w:sz w:val="22"/>
         </w:rPr>
-        <w:t>三浦さん。僕は、いま、この線のことを、ほっとした気持ちで考えようとしています。</w:t>
+        <w:t>三浦さん。僕はいまこの線のことを、ほっとした気持ちで考えようとしています。</w:t>
       </w:r>
     </w:p>
     <w:p>
@@ -1912,7 +1912,7 @@
           <w:i w:val="0"/>
           <w:sz w:val="22"/>
         </w:rPr>
-        <w:t>父が、何か書いた。あるいは、誰かが、書かせなかった。どちらでも、「父が、ただ判を押した」よりは、ましな気がしている。そういう都合のいい読み方を、してしまう自分が、嫌なんです。</w:t>
+        <w:t>父が何か書いた。あるいは誰かが書かせなかった。どちらでも「父がただ判を押した」よりは、ましな気がしている。そういう都合のいい読み方を、してしまう自分が、嫌なんです。</w:t>
       </w:r>
     </w:p>
     <w:p>
@@ -1935,7 +1935,7 @@
           <w:i w:val="0"/>
           <w:sz w:val="22"/>
         </w:rPr>
-        <w:t>都合よく読みたくなるのは、人間です。でも、先生は──すみません、真壁さんは、それを言葉にして、私に見せてくれました。それは、都合よく読む人のすることじゃないと思います。</w:t>
+        <w:t>都合よく読みたくなるのは、人間です。でも先生は──すみません、真壁さんは、それを言葉にして、私に見せてくれました。それは都合よく読む人のすることじゃないと思います。</w:t>
       </w:r>
     </w:p>
     <w:p>
@@ -1981,7 +1981,7 @@
           <w:i w:val="0"/>
           <w:sz w:val="22"/>
         </w:rPr>
-        <w:t>明日の朝、鉄瓶に、新しい水を入れておきます。</w:t>
+        <w:t>明日の朝、鉄瓶に新しい水を入れておきます。</w:t>
       </w:r>
     </w:p>
     <w:p>
@@ -2026,7 +2026,7 @@
           <w:color w:val="555555"/>
           <w:sz w:val="22"/>
         </w:rPr>
-        <w:t>(5月18日(月)、午後2時。事務所の応接室。マスクをした宇佐美が、机の向かいで、複写を老眼鏡越しに読んでいる。遼が、淹れたばかりのほうじ茶を二つ置く。)</w:t>
+        <w:t>(5月18日(月)午後2時。事務所の応接室。マスクをした宇佐美が、机の向かいで、複写を老眼鏡越しに読んでいる。遼が淹れたばかりのほうじ茶を二つ置く。)</w:t>
       </w:r>
     </w:p>
     <w:p>
@@ -2095,7 +2095,7 @@
           <w:i w:val="0"/>
           <w:sz w:val="22"/>
         </w:rPr>
-        <w:t>それと、写しだということ。民事の証拠は、原本が原則だ。出どころの分からない写しは、相手に「成立を認めない」と言われた時点で、立証の入り口に立てない。</w:t>
+        <w:t>それと写しだということ。民事の証拠は、原本が原則だ。出どころの分からない写しは、相手に「成立を認めない」と言われた時点で、立証の入り口に立てない。</w:t>
       </w:r>
     </w:p>
     <w:p>
@@ -2118,7 +2118,7 @@
           <w:i w:val="0"/>
           <w:sz w:val="22"/>
         </w:rPr>
-        <w:t>では、どうすれば。</w:t>
+        <w:t>ではどうすれば。</w:t>
       </w:r>
     </w:p>
     <w:p>
@@ -2141,7 +2141,7 @@
           <w:i w:val="0"/>
           <w:sz w:val="22"/>
         </w:rPr>
-        <w:t>文書提出命令だ。民事訴訟法の二百二十条。文書の所持者である国に対して、裁判所から「その原本を出せ」と命じてもらう。そのためには、文書の表示、趣旨、所持者、提出義務の原因を、特定して申し立てなければならない。写しが、その特定の手がかりになる。</w:t>
+        <w:t>文書提出命令だ。民事訴訟法の二百二十条。文書の所持者である国に対して、裁判所から「その原本を出せ」と命じてもらう。そのためには、文書の表示、趣旨、所持者、提出義務の原因を、特定して申し立てなければならない。写しがその特定の手がかりになる。</w:t>
       </w:r>
     </w:p>
     <w:p>
@@ -2164,7 +2164,7 @@
           <w:i w:val="0"/>
           <w:sz w:val="22"/>
         </w:rPr>
-        <w:t>写しを、特定の材料として出す。</w:t>
+        <w:t>写しを特定の材料として出す。</w:t>
       </w:r>
     </w:p>
     <w:p>
@@ -2187,7 +2187,7 @@
           <w:i w:val="0"/>
           <w:sz w:val="22"/>
         </w:rPr>
-        <w:t>そうだ。ただし、国は拒む。「そんな文書はない」か、「内部の意思形成過程の文書だ」と。そこで押し問答になる。時間は、かかる。</w:t>
+        <w:t>そうだ。ただし国は拒む。「そんな文書はない」か「内部の意思形成過程の文書だ」と。そこで押し問答になる。時間はかかる。</w:t>
       </w:r>
     </w:p>
     <w:p>
@@ -2210,7 +2210,7 @@
           <w:i w:val="0"/>
           <w:sz w:val="22"/>
         </w:rPr>
-        <w:t>原告の方々には、もう、高齢の方が大勢います。</w:t>
+        <w:t>原告の方々には、もう高齢の方が大勢います。</w:t>
       </w:r>
     </w:p>
     <w:p>
@@ -2279,7 +2279,7 @@
           <w:i w:val="0"/>
           <w:sz w:val="22"/>
         </w:rPr>
-        <w:t>隠して出せ、とは言わない。隠せば、あとで、相手に言わせる材料を与えるだけだ。いつ、誰に、どういう順番で話すか。それだけ、よく考えろ。</w:t>
+        <w:t>隠して出せ、とは言わない。隠せばあとで相手に言わせる材料を与えるだけだ。いつ誰にどういう順番で話すか。それだけ、よく考えろ。</w:t>
       </w:r>
     </w:p>
     <w:p>
@@ -2348,7 +2348,7 @@
           <w:i w:val="0"/>
           <w:sz w:val="22"/>
         </w:rPr>
-        <w:t>順番は、決めています。最初に話すのは、原告団長のはずですから。</w:t>
+        <w:t>順番は決めています。最初に話すのは、原告団長のはずですから。</w:t>
       </w:r>
     </w:p>
     <w:p>
@@ -2363,7 +2363,7 @@
           <w:color w:val="555555"/>
           <w:sz w:val="22"/>
         </w:rPr>
-        <w:t>(午後四時。画面の向こうに、浜野の顔。背景は、仮設を出た先の借家の台所。)</w:t>
+        <w:t>(午後四時。画面の向こうに、浜野の顔。背景は仮設を出た先の借家の台所。)</w:t>
       </w:r>
     </w:p>
     <w:p>
@@ -2386,7 +2386,7 @@
           <w:i w:val="0"/>
           <w:sz w:val="22"/>
         </w:rPr>
-        <w:t>浜野さん、重要なお話があります。実は、国が「予見できなかった」と言っている津波について、事故前の試算が、存在するかもしれません。</w:t>
+        <w:t>浜野さん、重要なお話があります。実は国が「予見できなかった」と言っている津波について、事故前の試算が、存在するかもしれません。</w:t>
       </w:r>
     </w:p>
     <w:p>
@@ -2488,7 +2488,7 @@
           <w:i w:val="0"/>
           <w:sz w:val="22"/>
         </w:rPr>
-        <w:t>はい。そして、その会議の決裁の書類に、「政務官」として、僕の父の署名があります。</w:t>
+        <w:t>はい。そしてその会議の決裁の書類に、「政務官」として僕の父の署名があります。</w:t>
       </w:r>
     </w:p>
     <w:p>
@@ -2503,7 +2503,7 @@
           <w:color w:val="555555"/>
           <w:sz w:val="22"/>
         </w:rPr>
-        <w:t>(画面の中で、浜野が、ゆっくりと眼鏡をはずす。)</w:t>
+        <w:t>(画面の中で、浜野がゆっくりと眼鏡をはずす。)</w:t>
       </w:r>
     </w:p>
     <w:p>
@@ -2572,7 +2572,7 @@
           <w:i w:val="0"/>
           <w:sz w:val="22"/>
         </w:rPr>
-        <w:t>あのな、先生。おらは、おめえが、真壁功の息子だって、最初の寄り合いのときから、知ってんだ。知ってて、頼んだ。</w:t>
+        <w:t>あのな先生。おらは、おめえが、真壁功の息子だって、最初の寄り合いのときから、知ってんだ。知ってて、頼んだ。</w:t>
       </w:r>
     </w:p>
     <w:p>
@@ -2674,7 +2674,7 @@
           <w:i w:val="0"/>
           <w:sz w:val="22"/>
         </w:rPr>
-        <w:t>んだべ。おら、これでも、四十年、船の上でひとの顔を見てきた。隠す気なら、先に、おらに話さねえ。話したんだから、ええ。続けろ。</w:t>
+        <w:t>んだべ。おらこれでも四十年、船の上でひとの顔を見てきた。隠す気なら、先におらに話さねえ。話したんだから、ええ。続けろ。</w:t>
       </w:r>
     </w:p>
     <w:p>
@@ -2704,7 +2704,7 @@
           <w:color w:val="555555"/>
           <w:sz w:val="22"/>
         </w:rPr>
-        <w:t>(5月22日(金)、午後5時半。汐見駅の裏手の小さな公園。緊急事態宣言の解除が近いと報じられた週。ベンチは、二つぶん離して座るように、白いテープで目印がついている。遼がテープの右側、柚木が左側。間に、風が抜ける。)</w:t>
+        <w:t>(5月22日(金)午後5時半。汐見駅の裏手の小さな公園。緊急事態宣言の解除が近いと報じられた週。ベンチは、二つぶん離して座るように、白いテープで目印がついている。遼がテープの右側、柚木が左側。間に風が抜ける。)</w:t>
       </w:r>
     </w:p>
     <w:p>
@@ -2727,7 +2727,7 @@
           <w:i w:val="0"/>
           <w:sz w:val="22"/>
         </w:rPr>
-        <w:t>先生、写しを、先生のほうで、証拠に使う方向だと伺いました。</w:t>
+        <w:t>先生、写しを先生のほうで、証拠に使う方向だと伺いました。</w:t>
       </w:r>
     </w:p>
     <w:p>
@@ -2750,7 +2750,7 @@
           <w:i w:val="0"/>
           <w:sz w:val="22"/>
         </w:rPr>
-        <w:t>文書提出命令の申立てを、六月の期日に合わせて出す予定です。写しは、その特定の資料にします。ただ、柚木さんに、その写しを使って記事にするなと、言う権利は、僕にはありません。</w:t>
+        <w:t>文書提出命令の申立てを、六月の期日に合わせて出す予定です。写しはその特定の資料にします。ただ柚木さんに、その写しを使って記事にするなと、言う権利は、僕にはありません。</w:t>
       </w:r>
     </w:p>
     <w:p>
@@ -2796,7 +2796,7 @@
           <w:i w:val="0"/>
           <w:sz w:val="22"/>
         </w:rPr>
-        <w:t>言えないんです。弁護士としても、一人の人間としても。もし僕が、「父の名前が載っているから書かないでほしい」と言ったら、それは、原告の方々に対する裏切りです。</w:t>
+        <w:t>言えないんです。弁護士としても、一人の人間としても。もし僕が、「父の名前が載っているから書かないでほしい」と言ったら、それは原告の方々に対する裏切りです。</w:t>
       </w:r>
     </w:p>
     <w:p>
@@ -2829,7 +2829,7 @@
           <w:i w:val="0"/>
           <w:sz w:val="22"/>
         </w:rPr>
-        <w:t>……私、ここへ来る途中、ずっと、これを考えていました。</w:t>
+        <w:t>……私ここへ来る途中、ずっと、これを考えていました。</w:t>
       </w:r>
     </w:p>
     <w:p>
@@ -2844,7 +2844,7 @@
           <w:color w:val="555555"/>
           <w:sz w:val="22"/>
         </w:rPr>
-        <w:t>(柚木が、鞄から、小さな文庫本の六法を取り出す。しおりの挟まった頁を開いて、ベンチの間の空気に向けて、ゆっくりと読む。)</w:t>
+        <w:t>(柚木が鞄から小さな文庫本の六法を取り出す。しおりの挟まった頁を開いて、ベンチの間の空気に向けて、ゆっくりと読む。)</w:t>
       </w:r>
     </w:p>
     <w:p>
@@ -2913,7 +2913,7 @@
           <w:i w:val="0"/>
           <w:sz w:val="22"/>
         </w:rPr>
-        <w:t>新聞社に入った日に、先輩に言われました。「これを、毎年、四月一日に、声に出して読め」と。</w:t>
+        <w:t>新聞社に入った日に、先輩に言われました。「これを毎年、四月一日に、声に出して読め」と。</w:t>
       </w:r>
     </w:p>
     <w:p>
@@ -2959,7 +2959,7 @@
           <w:i w:val="0"/>
           <w:sz w:val="22"/>
         </w:rPr>
-        <w:t>「保障する」と書いてあるのは、国が国民に対して、です。でも、新聞記者は、この一文を、ときどき、自分に都合のいい盾に使ってしまいます。「書く自由がある」と。(視線を落とす)先生のお父さんの名前を、紙面に出すとき、私は、この条文を盾にしたくないんです。</w:t>
+        <w:t>「保障する」と書いてあるのは、国が国民に対して、です。でも新聞記者は、この一文を、ときどき、自分に都合のいい盾に使ってしまいます。「書く自由がある」と。(視線を落とす)先生のお父さんの名前を、紙面に出すとき、私はこの条文を盾にしたくないんです。</w:t>
       </w:r>
     </w:p>
     <w:p>
@@ -3005,7 +3005,7 @@
           <w:i w:val="0"/>
           <w:sz w:val="22"/>
         </w:rPr>
-        <w:t>だから、約束させてください。記事にすると決めたら、書く前に、先生に、必ず先に話します。突然、朝刊で見つけた、ということには、絶対にさせません。</w:t>
+        <w:t>だから約束させてください。記事にすると決めたら、書く前に、先生に必ず先に話します。突然、朝刊で見つけた、ということには、絶対にさせません。</w:t>
       </w:r>
     </w:p>
     <w:p>
@@ -3028,7 +3028,7 @@
           <w:i w:val="0"/>
           <w:sz w:val="22"/>
         </w:rPr>
-        <w:t>内容を、直させるつもりはありません。</w:t>
+        <w:t>内容を直させるつもりはありません。</w:t>
       </w:r>
     </w:p>
     <w:p>
@@ -3051,7 +3051,7 @@
           <w:i w:val="0"/>
           <w:sz w:val="22"/>
         </w:rPr>
-        <w:t>分かっています。直してほしいと言われたら、断ります。それでも、先に話します。それが、私なりの、礼儀です。</w:t>
+        <w:t>分かっています。直してほしいと言われたら、断ります。それでも先に話します。それが私なりの、礼儀です。</w:t>
       </w:r>
     </w:p>
     <w:p>
@@ -3074,7 +3074,7 @@
           <w:i w:val="0"/>
           <w:sz w:val="22"/>
         </w:rPr>
-        <w:t>書く前に、まず、話す。</w:t>
+        <w:t>書く前に、まず話す。</w:t>
       </w:r>
     </w:p>
     <w:p>
@@ -3097,7 +3097,7 @@
           <w:i w:val="0"/>
           <w:sz w:val="22"/>
         </w:rPr>
-        <w:t>はい。書く前に、まず、話す。</w:t>
+        <w:t>はい。書く前に、まず話す。</w:t>
       </w:r>
     </w:p>
     <w:p>
@@ -3112,7 +3112,7 @@
           <w:color w:val="555555"/>
           <w:sz w:val="22"/>
         </w:rPr>
-        <w:t>(夕方の風で、白いテープの端が、わずかにめくれる。柚木が、手を伸ばして、それを靴の先で押さえる。)</w:t>
+        <w:t>(夕方の風で、白いテープの端が、わずかにめくれる。柚木が手を伸ばして、それを靴の先で押さえる。)</w:t>
       </w:r>
     </w:p>
     <w:p>
@@ -3135,7 +3135,7 @@
           <w:i w:val="0"/>
           <w:sz w:val="22"/>
         </w:rPr>
-        <w:t>柚木さん。ありがとうございます。僕は、まだ、自分が、この写しの前で、うまく立てていません。</w:t>
+        <w:t>柚木さん。ありがとうございます。僕はまだ自分がこの写しの前で、うまく立てていません。</w:t>
       </w:r>
     </w:p>
     <w:p>
@@ -3158,7 +3158,7 @@
           <w:i w:val="0"/>
           <w:sz w:val="22"/>
         </w:rPr>
-        <w:t>先生が、うまく立てないと言ってくれることが、私には、信用できるんです。</w:t>
+        <w:t>先生がうまく立てないと言ってくれることが、私には信用できるんです。</w:t>
       </w:r>
     </w:p>
     <w:p>
@@ -3188,7 +3188,7 @@
           <w:color w:val="555555"/>
           <w:sz w:val="22"/>
         </w:rPr>
-        <w:t>(6月12日(金)、午前10時。奥浜地方裁判所、第三号法廷。傍聴席は一つおきに印がつけられ、入れるのは、原告団から十人だけ。弁護人席と法壇の間には、アクリル板が立つ。浜野、遠藤は、傍聴席の最前列。)</w:t>
+        <w:t>(6月12日(金)午前10時。奥浜地方裁判所、第三号法廷。傍聴席は一つおきに印がつけられ、入れるのは、原告団から十人だけ。弁護人席と法壇の間には、アクリル板が立つ。浜野、遠藤は傍聴席の最前列。)</w:t>
       </w:r>
     </w:p>
     <w:p>
@@ -3234,7 +3234,7 @@
           <w:i w:val="0"/>
           <w:sz w:val="22"/>
         </w:rPr>
-        <w:t>原告代理人の真壁です。申立ての要旨を述べます。対象は、二〇〇九年六月に開催された「原子力安全対策推進会議」の資料のうち、前年九月の津波浸水高の再試算結果を含む部分の原本です。所持者は、被告国です。</w:t>
+        <w:t>原告代理人の真壁です。申立ての要旨を述べます。対象は二〇〇九年六月に開催された「原子力安全対策推進会議」の資料のうち、前年九月の津波浸水高の再試算結果を含む部分の原本です。所持者は、被告国です。</w:t>
       </w:r>
     </w:p>
     <w:p>
@@ -3326,7 +3326,7 @@
           <w:i w:val="0"/>
           <w:sz w:val="22"/>
         </w:rPr>
-        <w:t>原告代理人。陳述は、要旨だけで結構です。</w:t>
+        <w:t>原告代理人。陳述は要旨だけで結構です。</w:t>
       </w:r>
     </w:p>
     <w:p>
@@ -3349,7 +3349,7 @@
           <w:i w:val="0"/>
           <w:sz w:val="22"/>
         </w:rPr>
-        <w:t>失礼しました。申立てにあたって、写しを、甲第三十八号証として提出しています。</w:t>
+        <w:t>失礼しました。申立てにあたって、写しを甲第三十八号証として提出しています。</w:t>
       </w:r>
     </w:p>
     <w:p>
@@ -3387,7 +3387,7 @@
           <w:i w:val="0"/>
           <w:sz w:val="22"/>
         </w:rPr>
-        <w:t>被告電力、代理人の大槻です。ひと言、申し上げます。ただいま原告が提出した「写し」は、出どころが不明です。作成者も、宛先も、原本との同一性も、まったく示されていません。被告電力としては、その成立を、認めません。</w:t>
+        <w:t>被告電力、代理人の大槻です。ひと言、申し上げます。ただいま原告が提出した「写し」は出どころが不明です。作成者も、宛先も原本との同一性も、まったく示されていません。被告電力としては、その成立を、認めません。</w:t>
       </w:r>
     </w:p>
     <w:p>
@@ -3540,7 +3540,7 @@
           <w:i w:val="0"/>
           <w:sz w:val="22"/>
         </w:rPr>
-        <w:t>……可能な範囲で、補充します。ただし、情報提供者の保護の観点から、限界があります。</w:t>
+        <w:t>……可能な範囲で、補充します。ただし情報提供者の保護の観点から、限界があります。</w:t>
       </w:r>
     </w:p>
     <w:p>
@@ -3563,7 +3563,7 @@
           <w:i w:val="0"/>
           <w:sz w:val="22"/>
         </w:rPr>
-        <w:t>その限界を、書面に明記してください。それでは、本日は、これで閉廷します。</w:t>
+        <w:t>その限界を、書面に明記してください。それでは本日はこれで閉廷します。</w:t>
       </w:r>
     </w:p>
     <w:p>
@@ -3578,7 +3578,7 @@
           <w:color w:val="555555"/>
           <w:sz w:val="22"/>
         </w:rPr>
-        <w:t>(法廷を出る廊下で、浜野が、遼に追いつく。)</w:t>
+        <w:t>(法廷を出る廊下で、浜野が遼に追いつく。)</w:t>
       </w:r>
     </w:p>
     <w:p>
@@ -3601,7 +3601,7 @@
           <w:i w:val="0"/>
           <w:sz w:val="22"/>
         </w:rPr>
-        <w:t>先生。あの、大槻って人な。顔色が、一つも変わんなかったな。</w:t>
+        <w:t>先生。あの大槻って人な。顔色が一つも変わんなかったな。</w:t>
       </w:r>
     </w:p>
     <w:p>
@@ -3647,7 +3647,7 @@
           <w:i w:val="0"/>
           <w:sz w:val="22"/>
         </w:rPr>
-        <w:t>慌てもしねえ。つまり、あの人は、この写しがあることを、とっくに知ってたってこったべ。</w:t>
+        <w:t>慌てもしねえ。つまりあの人は、この写しがあることを、とっくに知ってたってこったべ。</w:t>
       </w:r>
     </w:p>
     <w:p>
@@ -3723,7 +3723,7 @@
           <w:color w:val="555555"/>
           <w:sz w:val="22"/>
         </w:rPr>
-        <w:t>(6月25日(木)、午後9時。事務所。外はようやく梅雨入りした雨。遼が、書きかけの補充書面を前に、電話を取る。画面に、「柚木 沙耶」。)</w:t>
+        <w:t>(6月25日(木)午後9時。事務所。外はようやく梅雨入りした雨。遼が書きかけの補充書面を前に、電話を取る。画面に「柚木 沙耶」。)</w:t>
       </w:r>
     </w:p>
     <w:p>
@@ -3792,7 +3792,7 @@
           <w:i w:val="0"/>
           <w:sz w:val="22"/>
         </w:rPr>
-        <w:t>予告です。記事は、明日の朝刊に載せます。一面と、三面。見出しは、「事故前の津波試算 十四・二メートル 国は『予見不能』と主張」。</w:t>
+        <w:t>予告です。記事は明日の朝刊に載せます。一面と三面。見出しは、「事故前の津波試算 十四・二メートル 国は『予見不能』と主張」。</w:t>
       </w:r>
     </w:p>
     <w:p>
@@ -3838,7 +3838,7 @@
           <w:i w:val="0"/>
           <w:sz w:val="22"/>
         </w:rPr>
-        <w:t>本文には、会議の名前、日付、署名欄に、「政務官 真壁功」の名前があったことを、書きます。実名です。ただ、写しは、「入手した」とだけ。出どころは、出しません。</w:t>
+        <w:t>本文には、会議の名前、日付、署名欄に、「政務官 真壁功」の名前があったことを、書きます。実名です。ただ写しは「入手した」とだけ。出どころは、出しません。</w:t>
       </w:r>
     </w:p>
     <w:p>
@@ -3861,7 +3861,7 @@
           <w:i w:val="0"/>
           <w:sz w:val="22"/>
         </w:rPr>
-        <w:t>裏は、取れましたか。</w:t>
+        <w:t>裏は取れましたか。</w:t>
       </w:r>
     </w:p>
     <w:p>
@@ -3884,7 +3884,7 @@
           <w:i w:val="0"/>
           <w:sz w:val="22"/>
         </w:rPr>
-        <w:t>取りました。会議に出ていた元官僚の方が、「そういう試算があったのは、事実だ」と、オフレコでなく、実名で、一言だけ。それから、現在の省の広報課が、「個別の内部文書については、お答えを差し控える」と。</w:t>
+        <w:t>取りました。会議に出ていた元官僚の方が、「そういう試算があったのは、事実だ」とオフレコでなく、実名で一言だけ。それから、現在の省の広報課が、「個別の内部文書については、お答えを差し控える」と。</w:t>
       </w:r>
     </w:p>
     <w:p>
@@ -3930,7 +3930,7 @@
           <w:i w:val="0"/>
           <w:sz w:val="22"/>
         </w:rPr>
-        <w:t>私は、そう読みました。もう一つ、お伝えすることがあります。真壁功事務所にも、今日の夕方、取材を申し入れました。</w:t>
+        <w:t>私はそう読みました。もう一つ、お伝えすることがあります。真壁功事務所にも、今日の夕方、取材を申し入れました。</w:t>
       </w:r>
     </w:p>
     <w:p>
@@ -3976,7 +3976,7 @@
           <w:i w:val="0"/>
           <w:sz w:val="22"/>
         </w:rPr>
-        <w:t>「回答は、書面で」とのことです。差出人は、秘書の、榊さんでした。</w:t>
+        <w:t>「回答は書面で」とのことです。差出人は、秘書の榊さんでした。</w:t>
       </w:r>
     </w:p>
     <w:p>
@@ -3999,7 +3999,7 @@
           <w:i w:val="0"/>
           <w:sz w:val="22"/>
         </w:rPr>
-        <w:t>……そうですか。(間)柚木さん。約束を、守ってくれて、ありがとうございます。</w:t>
+        <w:t>……そうですか。(間)柚木さん。約束を守ってくれて、ありがとうございます。</w:t>
       </w:r>
     </w:p>
     <w:p>
@@ -4022,7 +4022,7 @@
           <w:i w:val="0"/>
           <w:sz w:val="22"/>
         </w:rPr>
-        <w:t>先生。私は、書くことが、仕事です。でも、先に話すことは、仕事より前の、人間のやり方だと思っています。……おやすみなさい。ご自愛ください。</w:t>
+        <w:t>先生。私は書くことが、仕事です。でも先に話すことは、仕事より前の、人間のやり方だと思っています。……おやすみなさい。ご自愛ください。</w:t>
       </w:r>
     </w:p>
     <w:p>
@@ -4037,7 +4037,7 @@
           <w:color w:val="555555"/>
           <w:sz w:val="22"/>
         </w:rPr>
-        <w:t>(電話が切れる。遼は、受話器を置いたまま、しばらく、机の上の複写の、最後の頁を見ている。)</w:t>
+        <w:t>(電話が切れる。遼は受話器を置いたまま、しばらく、机の上の複写の、最後の頁を見ている。)</w:t>
       </w:r>
     </w:p>
     <w:p>
@@ -4067,7 +4067,7 @@
           <w:color w:val="555555"/>
           <w:sz w:val="22"/>
         </w:rPr>
-        <w:t>(6月26日(金)、午前6時。事務所。まだ誰も来ていない。遼が、駅前の売店で買った朝刊を、桐生の机の上に広げる。机の上には、いつもの湯呑みと、「湾の記録」の箱。)</w:t>
+        <w:t>(6月26日(金)午前6時。事務所。まだ誰も来ていない。遼が駅前の売店で買った朝刊を、桐生の机の上に広げる。机の上には、いつもの湯呑みと、「湾の記録」の箱。)</w:t>
       </w:r>
     </w:p>
     <w:p>
@@ -4082,7 +4082,7 @@
           <w:color w:val="555555"/>
           <w:sz w:val="22"/>
         </w:rPr>
-        <w:t>(一面。見出しは、予告どおり。三面の下段に、複写の署名欄の写真。顔写真は、ない。署名の右隣の灰色の線は、紙面では、黒い汚れのように潰れて、もう、見分けがつかない。)</w:t>
+        <w:t>(一面。見出しは、予告どおり。三面の下段に、複写の署名欄の写真。顔写真は、ない。署名の右隣の灰色の線は、紙面では黒い汚れのように潰れて、もう見分けがつかない。)</w:t>
       </w:r>
     </w:p>
     <w:p>
@@ -4097,7 +4097,7 @@
           <w:color w:val="555555"/>
           <w:sz w:val="22"/>
         </w:rPr>
-        <w:t>(階段のきしむ音。三浦が、スニーカーの足で、静かに入ってくる。)</w:t>
+        <w:t>(階段のきしむ音。三浦がスニーカーの足で、静かに入ってくる。)</w:t>
       </w:r>
     </w:p>
     <w:p>
@@ -4227,7 +4227,7 @@
           <w:color w:val="555555"/>
           <w:sz w:val="22"/>
         </w:rPr>
-        <w:t>(遼の携帯が、机の上で震える。画面には、「榊」の字。三浦が、遼の顔を見る。遼は、うなずいて、スピーカーに切り替える。)</w:t>
+        <w:t>(遼の携帯が、机の上で震える。画面には、「榊」の字。三浦が遼の顔を見る。遼はうなずいて、スピーカーに切り替える。)</w:t>
       </w:r>
     </w:p>
     <w:p>
@@ -4251,7 +4251,7 @@
           <w:color w:val="555555"/>
           <w:sz w:val="22"/>
         </w:rPr>
-        <w:t>(電話口、いつもの丁寧な調子)</w:t>
+        <w:t>(電話口いつもの丁寧な調子)</w:t>
       </w:r>
       <w:r>
         <w:rPr>
@@ -4260,7 +4260,7 @@
           <w:i w:val="0"/>
           <w:sz w:val="22"/>
         </w:rPr>
-        <w:t>榊です。朝早くに、申し訳ありません。先生が、ご覧になりましたか、というご確認だけ。</w:t>
+        <w:t>榊です。朝早くに、申し訳ありません。先生がご覧になりましたか、というご確認だけ。</w:t>
       </w:r>
     </w:p>
     <w:p>
@@ -4306,7 +4306,7 @@
           <w:i w:val="0"/>
           <w:sz w:val="22"/>
         </w:rPr>
-        <w:t>左様でございますか。先生は、ただいま、永田町におられます。コメントは、ございません。お坊ちゃ──遼さんのほうに、先生から、何か申し上げることも、いまは、ございません。</w:t>
+        <w:t>左様でございますか。先生はただいま永田町におられます。コメントは、ございません。お坊ちゃ──遼さんのほうに、先生から、何か申し上げることも、いまは、ございません。</w:t>
       </w:r>
     </w:p>
     <w:p>
@@ -4352,7 +4352,7 @@
           <w:i w:val="0"/>
           <w:sz w:val="22"/>
         </w:rPr>
-        <w:t>ご自愛ください。(間)……それと、遼さん。お疲れの出ませんよう。</w:t>
+        <w:t>ご自愛ください。(間)……それと遼さん。お疲れの出ませんよう。</w:t>
       </w:r>
     </w:p>
     <w:p>
@@ -4367,7 +4367,7 @@
           <w:color w:val="555555"/>
           <w:sz w:val="22"/>
         </w:rPr>
-        <w:t>(電話が切れる。三浦が、何かを言いかけて、やめる。)</w:t>
+        <w:t>(電話が切れる。三浦が何かを言いかけて、やめる。)</w:t>
       </w:r>
     </w:p>
     <w:p>
@@ -4390,7 +4390,7 @@
           <w:i w:val="0"/>
           <w:sz w:val="22"/>
         </w:rPr>
-        <w:t>……お茶を、淹れますね。</w:t>
+        <w:t>……お茶を淹れますね。</w:t>
       </w:r>
     </w:p>
     <w:p>
@@ -4413,7 +4413,7 @@
           <w:i w:val="0"/>
           <w:sz w:val="22"/>
         </w:rPr>
-        <w:t>いいえ。今日は、僕が。</w:t>
+        <w:t>いいえ。今日は僕が。</w:t>
       </w:r>
     </w:p>
     <w:p>
@@ -4428,7 +4428,7 @@
           <w:color w:val="555555"/>
           <w:sz w:val="22"/>
         </w:rPr>
-        <w:t>(遼が、鉄瓶を火にかける。湯が沸くまでの間、桐生の湯呑みの前に立つ。湯気が一筋、机の上の新聞のほうへ流れる。)</w:t>
+        <w:t>(遼が鉄瓶を火にかける。湯が沸くまでの間、桐生の湯呑みの前に立つ。湯気が一筋、机の上の新聞のほうへ流れる。)</w:t>
       </w:r>
     </w:p>
     <w:p>
@@ -4451,7 +4451,7 @@
           <w:i w:val="0"/>
           <w:sz w:val="22"/>
         </w:rPr>
-        <w:t>先生。見つかりましたよ。事故の前に、誰かが、波の高さを、知っていた。</w:t>
+        <w:t>先生。見つかりましたよ。事故の前に、誰かが波の高さを、知っていた。</w:t>
       </w:r>
     </w:p>
     <w:p>
@@ -4466,7 +4466,7 @@
           <w:color w:val="555555"/>
           <w:sz w:val="22"/>
         </w:rPr>
-        <w:t>(遼は、湯呑みに湯を注ぐ。最初の一杯を、桐生の机の上に置く。窓の外では、雨が、止みかけている。)</w:t>
+        <w:t>(遼は湯呑みに湯を注ぐ。最初の一杯を、桐生の机の上に置く。窓の外では雨が止みかけている。)</w:t>
       </w:r>
     </w:p>
     <w:p>
